--- a/tarea/UD1-Pr01.docx
+++ b/tarea/UD1-Pr01.docx
@@ -51,94 +51,9 @@
     </w:p>
     <w:p>
       <w:pPr>
-        <w:pStyle w:val="BodyText"/>
-        <w:rPr>
-          <w:rStyle w:val="Ninguno"/>
-          <w:b/>
-          <w:bCs/>
-        </w:rPr>
-      </w:pPr>
-      <w:r>
-        <w:rPr>
-          <w:b/>
-          <w:bCs/>
-        </w:rPr>
-      </w:r>
-    </w:p>
-    <w:p>
-      <w:pPr>
         <w:pStyle w:val="Title"/>
-        <w:ind w:hanging="0" w:start="7" w:end="5"/>
-        <w:rPr>
-          <w:rStyle w:val="Ninguno"/>
-          <w:spacing w:val="0"/>
-        </w:rPr>
-      </w:pPr>
-      <w:r>
-        <w:rPr>
-          <w:rStyle w:val="Ninguno"/>
-          <w:lang w:val="es-ES_tradnl"/>
-        </w:rPr>
-        <w:t>TEMA</w:t>
-      </w:r>
-      <w:r>
-        <w:rPr>
-          <w:rStyle w:val="Ninguno"/>
-          <w:spacing w:val="0"/>
-          <w:lang w:val="es-ES_tradnl"/>
-        </w:rPr>
-        <w:t xml:space="preserve"> </w:t>
-      </w:r>
-      <w:r>
-        <w:rPr>
-          <w:rStyle w:val="Ninguno"/>
-          <w:lang w:val="es-ES_tradnl"/>
-        </w:rPr>
-        <w:t>1.</w:t>
-      </w:r>
-      <w:r>
-        <w:rPr>
-          <w:rStyle w:val="Ninguno"/>
-          <w:spacing w:val="0"/>
-          <w:lang w:val="es-ES_tradnl"/>
-        </w:rPr>
-        <w:t xml:space="preserve"> </w:t>
-      </w:r>
-      <w:r>
-        <w:rPr>
-          <w:rStyle w:val="Ninguno"/>
-          <w:lang w:val="es-ES_tradnl"/>
-        </w:rPr>
-        <w:t>ARCHIVOS</w:t>
-      </w:r>
-      <w:r>
-        <w:rPr>
-          <w:rStyle w:val="Ninguno"/>
-          <w:spacing w:val="0"/>
-          <w:lang w:val="es-ES_tradnl"/>
-        </w:rPr>
-        <w:t xml:space="preserve"> </w:t>
-      </w:r>
-      <w:r>
-        <w:rPr>
-          <w:rStyle w:val="Ninguno"/>
-          <w:lang w:val="es-ES_tradnl"/>
-        </w:rPr>
-        <w:t>DE ALMACENAMIENTO</w:t>
-      </w:r>
-      <w:r>
-        <w:rPr>
-          <w:rStyle w:val="Ninguno"/>
-          <w:spacing w:val="0"/>
-          <w:lang w:val="es-ES_tradnl"/>
-        </w:rPr>
-        <w:t xml:space="preserve"> EXTERNO</w:t>
-      </w:r>
-    </w:p>
-    <w:p>
-      <w:pPr>
-        <w:pStyle w:val="Title"/>
-        <w:ind w:hanging="0" w:start="7" w:end="5"/>
+        <w:spacing w:before="73" w:after="0"/>
+        <w:ind w:hanging="0" w:start="2" w:end="7"/>
         <w:rPr>
           <w:i/>
           <w:iCs/>
@@ -152,206 +67,14 @@
           <w:spacing w:val="0"/>
           <w:lang w:val="es-ES_tradnl"/>
         </w:rPr>
-        <w:t>UNIT 1. EXTERNAL STORAGE FILES</w:t>
-      </w:r>
-    </w:p>
-    <w:p>
-      <w:pPr>
-        <w:pStyle w:val="BodyText"/>
-        <w:rPr>
-          <w:rStyle w:val="Ninguno"/>
-          <w:b/>
-          <w:bCs/>
-        </w:rPr>
-      </w:pPr>
-      <w:r>
-        <w:rPr>
-          <w:b/>
-          <w:bCs/>
-        </w:rPr>
-      </w:r>
-    </w:p>
-    <w:p>
-      <w:pPr>
-        <w:pStyle w:val="BodyText"/>
-        <w:ind w:hanging="0" w:start="142" w:end="138"/>
-        <w:jc w:val="both"/>
-        <w:rPr>
-          <w:rStyle w:val="Ninguno"/>
-          <w:spacing w:val="0"/>
-        </w:rPr>
-      </w:pPr>
-      <w:r>
-        <w:rPr>
-          <w:rStyle w:val="Ninguno"/>
-          <w:lang w:val="es-ES_tradnl"/>
-        </w:rPr>
-        <w:t>Para</w:t>
-      </w:r>
-      <w:r>
-        <w:rPr>
-          <w:rStyle w:val="Ninguno"/>
-          <w:spacing w:val="0"/>
-          <w:lang w:val="es-ES_tradnl"/>
-        </w:rPr>
-        <w:t xml:space="preserve"> </w:t>
-      </w:r>
-      <w:r>
-        <w:rPr>
-          <w:rStyle w:val="Ninguno"/>
-          <w:lang w:val="es-ES_tradnl"/>
-        </w:rPr>
-        <w:t>realizar</w:t>
-      </w:r>
-      <w:r>
-        <w:rPr>
-          <w:rStyle w:val="Ninguno"/>
-          <w:spacing w:val="0"/>
-          <w:lang w:val="es-ES_tradnl"/>
-        </w:rPr>
-        <w:t xml:space="preserve"> </w:t>
-      </w:r>
-      <w:r>
-        <w:rPr>
-          <w:rStyle w:val="Ninguno"/>
-          <w:lang w:val="es-ES_tradnl"/>
-        </w:rPr>
-        <w:t>esta</w:t>
-      </w:r>
-      <w:r>
-        <w:rPr>
-          <w:rStyle w:val="Ninguno"/>
-          <w:spacing w:val="0"/>
-          <w:lang w:val="es-ES_tradnl"/>
-        </w:rPr>
-        <w:t xml:space="preserve"> </w:t>
-      </w:r>
-      <w:r>
-        <w:rPr>
-          <w:rStyle w:val="Ninguno"/>
-          <w:lang w:val="es-ES_tradnl"/>
-        </w:rPr>
-        <w:t>práctica</w:t>
-      </w:r>
-      <w:r>
-        <w:rPr>
-          <w:rStyle w:val="Ninguno"/>
-          <w:spacing w:val="0"/>
-          <w:lang w:val="es-ES_tradnl"/>
-        </w:rPr>
-        <w:t xml:space="preserve"> </w:t>
-      </w:r>
-      <w:r>
-        <w:rPr>
-          <w:rStyle w:val="Ninguno"/>
-          <w:lang w:val="es-ES_tradnl"/>
-        </w:rPr>
-        <w:t>nos</w:t>
-      </w:r>
-      <w:r>
-        <w:rPr>
-          <w:rStyle w:val="Ninguno"/>
-          <w:spacing w:val="0"/>
-          <w:lang w:val="es-ES_tradnl"/>
-        </w:rPr>
-        <w:t xml:space="preserve"> </w:t>
-      </w:r>
-      <w:r>
-        <w:rPr>
-          <w:rStyle w:val="Ninguno"/>
-          <w:lang w:val="es-ES_tradnl"/>
-        </w:rPr>
-        <w:t>serviremos</w:t>
-      </w:r>
-      <w:r>
-        <w:rPr>
-          <w:rStyle w:val="Ninguno"/>
-          <w:spacing w:val="0"/>
-          <w:lang w:val="es-ES_tradnl"/>
-        </w:rPr>
-        <w:t xml:space="preserve"> </w:t>
-      </w:r>
-      <w:r>
-        <w:rPr>
-          <w:rStyle w:val="Ninguno"/>
-          <w:lang w:val="es-ES_tradnl"/>
-        </w:rPr>
-        <w:t>de</w:t>
-      </w:r>
-      <w:r>
-        <w:rPr>
-          <w:rStyle w:val="Ninguno"/>
-          <w:spacing w:val="0"/>
-          <w:lang w:val="es-ES_tradnl"/>
-        </w:rPr>
-        <w:t xml:space="preserve"> </w:t>
-      </w:r>
-      <w:r>
-        <w:rPr>
-          <w:rStyle w:val="Ninguno"/>
-          <w:lang w:val="es-ES_tradnl"/>
-        </w:rPr>
-        <w:t>Internet</w:t>
-      </w:r>
-      <w:r>
-        <w:rPr>
-          <w:rStyle w:val="Ninguno"/>
-          <w:spacing w:val="0"/>
-          <w:lang w:val="es-ES_tradnl"/>
-        </w:rPr>
-        <w:t xml:space="preserve"> </w:t>
-      </w:r>
-      <w:r>
-        <w:rPr>
-          <w:rStyle w:val="Ninguno"/>
-          <w:lang w:val="es-ES_tradnl"/>
-        </w:rPr>
-        <w:t>y</w:t>
-      </w:r>
-      <w:r>
-        <w:rPr>
-          <w:rStyle w:val="Ninguno"/>
-          <w:spacing w:val="0"/>
-          <w:lang w:val="es-ES_tradnl"/>
-        </w:rPr>
-        <w:t xml:space="preserve"> </w:t>
-      </w:r>
-      <w:r>
-        <w:rPr>
-          <w:rStyle w:val="Ninguno"/>
-          <w:lang w:val="es-ES_tradnl"/>
-        </w:rPr>
-        <w:t>buscaremos</w:t>
-      </w:r>
-      <w:r>
-        <w:rPr>
-          <w:rStyle w:val="Ninguno"/>
-          <w:spacing w:val="0"/>
-          <w:lang w:val="es-ES_tradnl"/>
-        </w:rPr>
-        <w:t xml:space="preserve"> </w:t>
-      </w:r>
-      <w:r>
-        <w:rPr>
-          <w:rStyle w:val="Ninguno"/>
-          <w:lang w:val="es-ES_tradnl"/>
-        </w:rPr>
-        <w:t xml:space="preserve">respuestas a estas preguntas donde la misma tenga que ver con todo lo explicado </w:t>
-      </w:r>
-      <w:r>
-        <w:rPr>
-          <w:rStyle w:val="Ninguno"/>
-          <w:spacing w:val="0"/>
-          <w:lang w:val="es-ES_tradnl"/>
-        </w:rPr>
-        <w:t>anteriormente.</w:t>
-      </w:r>
-    </w:p>
-    <w:p>
-      <w:pPr>
-        <w:pStyle w:val="BodyText"/>
-        <w:ind w:hanging="0" w:start="142" w:end="138"/>
-        <w:jc w:val="both"/>
+        <w:t xml:space="preserve">Aitor Marrero Torres </w:t>
+      </w:r>
+    </w:p>
+    <w:p>
+      <w:pPr>
+        <w:pStyle w:val="Title"/>
+        <w:spacing w:before="73" w:after="0"/>
+        <w:ind w:hanging="0" w:start="2" w:end="7"/>
         <w:rPr>
           <w:i/>
           <w:iCs/>
@@ -365,6 +88,325 @@
           <w:spacing w:val="0"/>
           <w:lang w:val="es-ES_tradnl"/>
         </w:rPr>
+        <w:t>1ºDAW B</w:t>
+      </w:r>
+    </w:p>
+    <w:p>
+      <w:pPr>
+        <w:pStyle w:val="BodyText"/>
+        <w:rPr>
+          <w:rStyle w:val="Ninguno"/>
+          <w:b/>
+          <w:bCs/>
+        </w:rPr>
+      </w:pPr>
+      <w:r>
+        <w:rPr>
+          <w:b/>
+          <w:bCs/>
+        </w:rPr>
+      </w:r>
+    </w:p>
+    <w:p>
+      <w:pPr>
+        <w:pStyle w:val="Title"/>
+        <w:ind w:hanging="0" w:start="7" w:end="5"/>
+        <w:rPr>
+          <w:rStyle w:val="Ninguno"/>
+          <w:spacing w:val="0"/>
+        </w:rPr>
+      </w:pPr>
+      <w:r>
+        <w:rPr>
+          <w:rStyle w:val="Ninguno"/>
+          <w:lang w:val="es-ES_tradnl"/>
+        </w:rPr>
+        <w:t>TEMA</w:t>
+      </w:r>
+      <w:r>
+        <w:rPr>
+          <w:rStyle w:val="Ninguno"/>
+          <w:spacing w:val="0"/>
+          <w:lang w:val="es-ES_tradnl"/>
+        </w:rPr>
+        <w:t xml:space="preserve"> </w:t>
+      </w:r>
+      <w:r>
+        <w:rPr>
+          <w:rStyle w:val="Ninguno"/>
+          <w:lang w:val="es-ES_tradnl"/>
+        </w:rPr>
+        <w:t>1.</w:t>
+      </w:r>
+      <w:r>
+        <w:rPr>
+          <w:rStyle w:val="Ninguno"/>
+          <w:spacing w:val="0"/>
+          <w:lang w:val="es-ES_tradnl"/>
+        </w:rPr>
+        <w:t xml:space="preserve"> </w:t>
+      </w:r>
+      <w:r>
+        <w:rPr>
+          <w:rStyle w:val="Ninguno"/>
+          <w:lang w:val="es-ES_tradnl"/>
+        </w:rPr>
+        <w:t>ARCHIVOS</w:t>
+      </w:r>
+      <w:r>
+        <w:rPr>
+          <w:rStyle w:val="Ninguno"/>
+          <w:spacing w:val="0"/>
+          <w:lang w:val="es-ES_tradnl"/>
+        </w:rPr>
+        <w:t xml:space="preserve"> </w:t>
+      </w:r>
+      <w:r>
+        <w:rPr>
+          <w:rStyle w:val="Ninguno"/>
+          <w:lang w:val="es-ES_tradnl"/>
+        </w:rPr>
+        <w:t>DE ALMACENAMIENTO</w:t>
+      </w:r>
+      <w:r>
+        <w:rPr>
+          <w:rStyle w:val="Ninguno"/>
+          <w:spacing w:val="0"/>
+          <w:lang w:val="es-ES_tradnl"/>
+        </w:rPr>
+        <w:t xml:space="preserve"> EXTERNO</w:t>
+      </w:r>
+    </w:p>
+    <w:p>
+      <w:pPr>
+        <w:pStyle w:val="Title"/>
+        <w:ind w:hanging="0" w:start="7" w:end="5"/>
+        <w:rPr>
+          <w:i/>
+          <w:iCs/>
+        </w:rPr>
+      </w:pPr>
+      <w:r>
+        <w:rPr>
+          <w:rStyle w:val="Ninguno"/>
+          <w:i/>
+          <w:iCs/>
+          <w:spacing w:val="0"/>
+          <w:lang w:val="es-ES_tradnl"/>
+        </w:rPr>
+        <w:t>UNIT 1. EXTERNAL STORAGE FILES</w:t>
+      </w:r>
+    </w:p>
+    <w:p>
+      <w:pPr>
+        <w:pStyle w:val="BodyText"/>
+        <w:rPr>
+          <w:rStyle w:val="Ninguno"/>
+          <w:b/>
+          <w:bCs/>
+        </w:rPr>
+      </w:pPr>
+      <w:r>
+        <w:rPr>
+          <w:b/>
+          <w:bCs/>
+        </w:rPr>
+      </w:r>
+    </w:p>
+    <w:p>
+      <w:pPr>
+        <w:pStyle w:val="BodyText"/>
+        <w:ind w:hanging="0" w:start="142" w:end="138"/>
+        <w:jc w:val="both"/>
+        <w:rPr>
+          <w:rStyle w:val="Ninguno"/>
+          <w:spacing w:val="0"/>
+        </w:rPr>
+      </w:pPr>
+      <w:r>
+        <w:rPr>
+          <w:rStyle w:val="Ninguno"/>
+          <w:lang w:val="es-ES_tradnl"/>
+        </w:rPr>
+        <w:t>Para</w:t>
+      </w:r>
+      <w:r>
+        <w:rPr>
+          <w:rStyle w:val="Ninguno"/>
+          <w:spacing w:val="0"/>
+          <w:lang w:val="es-ES_tradnl"/>
+        </w:rPr>
+        <w:t xml:space="preserve"> </w:t>
+      </w:r>
+      <w:r>
+        <w:rPr>
+          <w:rStyle w:val="Ninguno"/>
+          <w:lang w:val="es-ES_tradnl"/>
+        </w:rPr>
+        <w:t>realizar</w:t>
+      </w:r>
+      <w:r>
+        <w:rPr>
+          <w:rStyle w:val="Ninguno"/>
+          <w:spacing w:val="0"/>
+          <w:lang w:val="es-ES_tradnl"/>
+        </w:rPr>
+        <w:t xml:space="preserve"> </w:t>
+      </w:r>
+      <w:r>
+        <w:rPr>
+          <w:rStyle w:val="Ninguno"/>
+          <w:lang w:val="es-ES_tradnl"/>
+        </w:rPr>
+        <w:t>esta</w:t>
+      </w:r>
+      <w:r>
+        <w:rPr>
+          <w:rStyle w:val="Ninguno"/>
+          <w:spacing w:val="0"/>
+          <w:lang w:val="es-ES_tradnl"/>
+        </w:rPr>
+        <w:t xml:space="preserve"> </w:t>
+      </w:r>
+      <w:r>
+        <w:rPr>
+          <w:rStyle w:val="Ninguno"/>
+          <w:lang w:val="es-ES_tradnl"/>
+        </w:rPr>
+        <w:t>práctica</w:t>
+      </w:r>
+      <w:r>
+        <w:rPr>
+          <w:rStyle w:val="Ninguno"/>
+          <w:spacing w:val="0"/>
+          <w:lang w:val="es-ES_tradnl"/>
+        </w:rPr>
+        <w:t xml:space="preserve"> </w:t>
+      </w:r>
+      <w:r>
+        <w:rPr>
+          <w:rStyle w:val="Ninguno"/>
+          <w:lang w:val="es-ES_tradnl"/>
+        </w:rPr>
+        <w:t>nos</w:t>
+      </w:r>
+      <w:r>
+        <w:rPr>
+          <w:rStyle w:val="Ninguno"/>
+          <w:spacing w:val="0"/>
+          <w:lang w:val="es-ES_tradnl"/>
+        </w:rPr>
+        <w:t xml:space="preserve"> </w:t>
+      </w:r>
+      <w:r>
+        <w:rPr>
+          <w:rStyle w:val="Ninguno"/>
+          <w:lang w:val="es-ES_tradnl"/>
+        </w:rPr>
+        <w:t>serviremos</w:t>
+      </w:r>
+      <w:r>
+        <w:rPr>
+          <w:rStyle w:val="Ninguno"/>
+          <w:spacing w:val="0"/>
+          <w:lang w:val="es-ES_tradnl"/>
+        </w:rPr>
+        <w:t xml:space="preserve"> </w:t>
+      </w:r>
+      <w:r>
+        <w:rPr>
+          <w:rStyle w:val="Ninguno"/>
+          <w:lang w:val="es-ES_tradnl"/>
+        </w:rPr>
+        <w:t>de</w:t>
+      </w:r>
+      <w:r>
+        <w:rPr>
+          <w:rStyle w:val="Ninguno"/>
+          <w:spacing w:val="0"/>
+          <w:lang w:val="es-ES_tradnl"/>
+        </w:rPr>
+        <w:t xml:space="preserve"> </w:t>
+      </w:r>
+      <w:r>
+        <w:rPr>
+          <w:rStyle w:val="Ninguno"/>
+          <w:lang w:val="es-ES_tradnl"/>
+        </w:rPr>
+        <w:t>Internet</w:t>
+      </w:r>
+      <w:r>
+        <w:rPr>
+          <w:rStyle w:val="Ninguno"/>
+          <w:spacing w:val="0"/>
+          <w:lang w:val="es-ES_tradnl"/>
+        </w:rPr>
+        <w:t xml:space="preserve"> </w:t>
+      </w:r>
+      <w:r>
+        <w:rPr>
+          <w:rStyle w:val="Ninguno"/>
+          <w:lang w:val="es-ES_tradnl"/>
+        </w:rPr>
+        <w:t>y</w:t>
+      </w:r>
+      <w:r>
+        <w:rPr>
+          <w:rStyle w:val="Ninguno"/>
+          <w:spacing w:val="0"/>
+          <w:lang w:val="es-ES_tradnl"/>
+        </w:rPr>
+        <w:t xml:space="preserve"> </w:t>
+      </w:r>
+      <w:r>
+        <w:rPr>
+          <w:rStyle w:val="Ninguno"/>
+          <w:lang w:val="es-ES_tradnl"/>
+        </w:rPr>
+        <w:t>buscaremos</w:t>
+      </w:r>
+      <w:r>
+        <w:rPr>
+          <w:rStyle w:val="Ninguno"/>
+          <w:spacing w:val="0"/>
+          <w:lang w:val="es-ES_tradnl"/>
+        </w:rPr>
+        <w:t xml:space="preserve"> </w:t>
+      </w:r>
+      <w:r>
+        <w:rPr>
+          <w:rStyle w:val="Ninguno"/>
+          <w:lang w:val="es-ES_tradnl"/>
+        </w:rPr>
+        <w:t xml:space="preserve">respuestas a estas preguntas donde la misma tenga que ver con todo lo explicado </w:t>
+      </w:r>
+      <w:r>
+        <w:rPr>
+          <w:rStyle w:val="Ninguno"/>
+          <w:spacing w:val="0"/>
+          <w:lang w:val="es-ES_tradnl"/>
+        </w:rPr>
+        <w:t>anteriormente.</w:t>
+      </w:r>
+    </w:p>
+    <w:p>
+      <w:pPr>
+        <w:pStyle w:val="BodyText"/>
+        <w:ind w:hanging="0" w:start="142" w:end="138"/>
+        <w:jc w:val="both"/>
+        <w:rPr>
+          <w:i/>
+          <w:iCs/>
+        </w:rPr>
+      </w:pPr>
+      <w:r>
+        <w:rPr>
+          <w:rStyle w:val="Ninguno"/>
+          <w:i/>
+          <w:iCs/>
+          <w:spacing w:val="0"/>
+          <w:lang w:val="es-ES_tradnl"/>
+        </w:rPr>
         <w:t>For this practice, we will use the internet and search for answers to the following question, always related to what has been explained previously.</w:t>
       </w:r>
     </w:p>
@@ -386,7 +428,7 @@
         <mc:AlternateContent>
           <mc:Choice Requires="wps">
             <w:drawing>
-              <wp:anchor distT="0" distB="0" distL="0" distR="0" simplePos="0" relativeHeight="2" behindDoc="0" locked="0" layoutInCell="0" allowOverlap="1">
+              <wp:anchor distT="635" distB="0" distL="0" distR="0" simplePos="0" relativeHeight="2" behindDoc="0" locked="0" layoutInCell="0" allowOverlap="1">
                 <wp:simplePos x="0" y="0"/>
                 <wp:positionH relativeFrom="margin">
                   <wp:posOffset>19050</wp:posOffset>
@@ -1098,7 +1140,7 @@
         <mc:AlternateContent>
           <mc:Choice Requires="wps">
             <w:drawing>
-              <wp:anchor distT="0" distB="0" distL="0" distR="0" simplePos="0" relativeHeight="6" behindDoc="0" locked="0" layoutInCell="0" allowOverlap="1">
+              <wp:anchor distT="0" distB="635" distL="0" distR="0" simplePos="0" relativeHeight="6" behindDoc="0" locked="0" layoutInCell="0" allowOverlap="1">
                 <wp:simplePos x="0" y="0"/>
                 <wp:positionH relativeFrom="margin">
                   <wp:posOffset>19050</wp:posOffset>
@@ -2256,7 +2298,7 @@
         <mc:AlternateContent>
           <mc:Choice Requires="wps">
             <w:drawing>
-              <wp:anchor distT="0" distB="0" distL="0" distR="0" simplePos="0" relativeHeight="12" behindDoc="0" locked="0" layoutInCell="0" allowOverlap="1">
+              <wp:anchor distT="0" distB="635" distL="0" distR="0" simplePos="0" relativeHeight="12" behindDoc="0" locked="0" layoutInCell="0" allowOverlap="1">
                 <wp:simplePos x="0" y="0"/>
                 <wp:positionH relativeFrom="margin">
                   <wp:posOffset>19050</wp:posOffset>
@@ -4325,7 +4367,7 @@
 <w:ftr xmlns:o="urn:schemas-microsoft-com:office:office" xmlns:r="http://schemas.openxmlformats.org/officeDocument/2006/relationships" xmlns:v="urn:schemas-microsoft-com:vml" xmlns:w="http://schemas.openxmlformats.org/wordprocessingml/2006/main" xmlns:w10="urn:schemas-microsoft-com:office:word" xmlns:wp="http://schemas.openxmlformats.org/drawingml/2006/wordprocessingDrawing" xmlns:pic="http://schemas.openxmlformats.org/drawingml/2006/picture" xmlns:wps="http://schemas.microsoft.com/office/word/2010/wordprocessingShape" xmlns:wpg="http://schemas.microsoft.com/office/word/2010/wordprocessingGroup" xmlns:mc="http://schemas.openxmlformats.org/markup-compatibility/2006" xmlns:wp14="http://schemas.microsoft.com/office/word/2010/wordprocessingDrawing" xmlns:w14="http://schemas.microsoft.com/office/word/2010/wordml" xmlns:w15="http://schemas.microsoft.com/office/word/2012/wordml" mc:Ignorable="w14 wp14 w15">
   <w:p>
     <w:pPr>
-      <w:pStyle w:val="Cabeceraypieuser"/>
+      <w:pStyle w:val="Cabeceraypie"/>
       <w:bidi w:val="0"/>
       <w:rPr/>
     </w:pPr>
@@ -4340,7 +4382,7 @@
 <w:ftr xmlns:o="urn:schemas-microsoft-com:office:office" xmlns:r="http://schemas.openxmlformats.org/officeDocument/2006/relationships" xmlns:v="urn:schemas-microsoft-com:vml" xmlns:w="http://schemas.openxmlformats.org/wordprocessingml/2006/main" xmlns:w10="urn:schemas-microsoft-com:office:word" xmlns:wp="http://schemas.openxmlformats.org/drawingml/2006/wordprocessingDrawing" xmlns:pic="http://schemas.openxmlformats.org/drawingml/2006/picture" xmlns:wps="http://schemas.microsoft.com/office/word/2010/wordprocessingShape" xmlns:wpg="http://schemas.microsoft.com/office/word/2010/wordprocessingGroup" xmlns:mc="http://schemas.openxmlformats.org/markup-compatibility/2006" xmlns:wp14="http://schemas.microsoft.com/office/word/2010/wordprocessingDrawing" xmlns:w14="http://schemas.microsoft.com/office/word/2010/wordml" xmlns:w15="http://schemas.microsoft.com/office/word/2012/wordml" mc:Ignorable="w14 wp14 w15">
   <w:p>
     <w:pPr>
-      <w:pStyle w:val="Cabeceraypieuser"/>
+      <w:pStyle w:val="Cabeceraypie"/>
       <w:bidi w:val="0"/>
       <w:rPr/>
     </w:pPr>
@@ -4369,7 +4411,7 @@
 <w:hdr xmlns:o="urn:schemas-microsoft-com:office:office" xmlns:r="http://schemas.openxmlformats.org/officeDocument/2006/relationships" xmlns:v="urn:schemas-microsoft-com:vml" xmlns:w="http://schemas.openxmlformats.org/wordprocessingml/2006/main" xmlns:w10="urn:schemas-microsoft-com:office:word" xmlns:wp="http://schemas.openxmlformats.org/drawingml/2006/wordprocessingDrawing" xmlns:pic="http://schemas.openxmlformats.org/drawingml/2006/picture" xmlns:wps="http://schemas.microsoft.com/office/word/2010/wordprocessingShape" xmlns:wpg="http://schemas.microsoft.com/office/word/2010/wordprocessingGroup" xmlns:mc="http://schemas.openxmlformats.org/markup-compatibility/2006" xmlns:wp14="http://schemas.microsoft.com/office/word/2010/wordprocessingDrawing" xmlns:w14="http://schemas.microsoft.com/office/word/2010/wordml" xmlns:w15="http://schemas.microsoft.com/office/word/2012/wordml" mc:Ignorable="w14 wp14 w15">
   <w:p>
     <w:pPr>
-      <w:pStyle w:val="Cabeceraypieuser"/>
+      <w:pStyle w:val="Cabeceraypie"/>
       <w:bidi w:val="0"/>
       <w:rPr/>
     </w:pPr>
@@ -4384,7 +4426,7 @@
 <w:hdr xmlns:o="urn:schemas-microsoft-com:office:office" xmlns:r="http://schemas.openxmlformats.org/officeDocument/2006/relationships" xmlns:v="urn:schemas-microsoft-com:vml" xmlns:w="http://schemas.openxmlformats.org/wordprocessingml/2006/main" xmlns:w10="urn:schemas-microsoft-com:office:word" xmlns:wp="http://schemas.openxmlformats.org/drawingml/2006/wordprocessingDrawing" xmlns:pic="http://schemas.openxmlformats.org/drawingml/2006/picture" xmlns:wps="http://schemas.microsoft.com/office/word/2010/wordprocessingShape" xmlns:wpg="http://schemas.microsoft.com/office/word/2010/wordprocessingGroup" xmlns:mc="http://schemas.openxmlformats.org/markup-compatibility/2006" xmlns:wp14="http://schemas.microsoft.com/office/word/2010/wordprocessingDrawing" xmlns:w14="http://schemas.microsoft.com/office/word/2010/wordml" xmlns:w15="http://schemas.microsoft.com/office/word/2012/wordml" mc:Ignorable="w14 wp14 w15">
   <w:p>
     <w:pPr>
-      <w:pStyle w:val="Cabeceraypieuser"/>
+      <w:pStyle w:val="Cabeceraypie"/>
       <w:bidi w:val="0"/>
       <w:rPr/>
     </w:pPr>
@@ -4418,7 +4460,6 @@
       <w:keepLines w:val="false"/>
       <w:pageBreakBefore w:val="false"/>
       <w:widowControl/>
-      <w:pBdr/>
       <w:shd w:val="clear" w:color="auto" w:fill="auto"/>
       <w:suppressAutoHyphens w:val="false"/>
       <w:bidi w:val="0"/>
@@ -4492,7 +4533,6 @@
       <w:keepLines w:val="false"/>
       <w:pageBreakBefore w:val="false"/>
       <w:widowControl w:val="false"/>
-      <w:pBdr/>
       <w:shd w:val="clear" w:color="auto" w:fill="auto"/>
       <w:suppressAutoHyphens w:val="false"/>
       <w:bidi w:val="0"/>
@@ -4562,15 +4602,40 @@
       <w:rFonts w:cs="Lucida Sans"/>
     </w:rPr>
   </w:style>
-  <w:style w:type="paragraph" w:styleId="Cabeceraypieuser">
-    <w:name w:val="Cabecera y pie (user)"/>
+  <w:style w:type="paragraph" w:styleId="Ttulouser">
+    <w:name w:val="Título (user)"/>
+    <w:basedOn w:val="Normal"/>
+    <w:next w:val="BodyText"/>
+    <w:qFormat/>
+    <w:pPr>
+      <w:keepNext w:val="true"/>
+      <w:spacing w:before="240" w:after="120"/>
+    </w:pPr>
+    <w:rPr>
+      <w:rFonts w:ascii="Liberation Sans" w:hAnsi="Liberation Sans" w:eastAsia="Microsoft YaHei" w:cs="Lucida Sans"/>
+      <w:sz w:val="28"/>
+      <w:szCs w:val="28"/>
+    </w:rPr>
+  </w:style>
+  <w:style w:type="paragraph" w:styleId="ndiceuser">
+    <w:name w:val="Índice (user)"/>
+    <w:basedOn w:val="Normal"/>
+    <w:qFormat/>
+    <w:pPr>
+      <w:suppressLineNumbers/>
+    </w:pPr>
+    <w:rPr>
+      <w:rFonts w:cs="Lucida Sans"/>
+    </w:rPr>
+  </w:style>
+  <w:style w:type="paragraph" w:styleId="Cabeceraypie">
+    <w:name w:val="Cabecera y pie"/>
     <w:qFormat/>
     <w:pPr>
       <w:keepNext w:val="false"/>
       <w:keepLines w:val="false"/>
       <w:pageBreakBefore w:val="false"/>
       <w:widowControl/>
-      <w:pBdr/>
       <w:shd w:val="clear" w:color="auto" w:fill="auto"/>
       <w:tabs>
         <w:tab w:val="clear" w:pos="720"/>
@@ -4620,7 +4685,6 @@
       <w:keepLines w:val="false"/>
       <w:pageBreakBefore w:val="false"/>
       <w:widowControl w:val="false"/>
-      <w:pBdr/>
       <w:shd w:val="clear" w:color="auto" w:fill="auto"/>
       <w:suppressAutoHyphens w:val="false"/>
       <w:bidi w:val="0"/>
@@ -4655,6 +4719,32 @@
       <w:lang w:val="es-ES_tradnl" w:eastAsia="zh-CN" w:bidi="hi-IN"/>
     </w:rPr>
   </w:style>
+  <w:style w:type="paragraph" w:styleId="Contenidodelmarcouser">
+    <w:name w:val="Contenido del marco (user)"/>
+    <w:basedOn w:val="Normal"/>
+    <w:qFormat/>
+    <w:pPr/>
+    <w:rPr/>
+  </w:style>
+  <w:style w:type="paragraph" w:styleId="Cabeceraypieuser">
+    <w:name w:val="Cabecera y pie (user)"/>
+    <w:basedOn w:val="Normal"/>
+    <w:qFormat/>
+    <w:pPr/>
+    <w:rPr/>
+  </w:style>
+  <w:style w:type="paragraph" w:styleId="Header">
+    <w:name w:val="header"/>
+    <w:basedOn w:val="Cabeceraypieuser"/>
+    <w:pPr/>
+    <w:rPr/>
+  </w:style>
+  <w:style w:type="paragraph" w:styleId="Footer">
+    <w:name w:val="footer"/>
+    <w:basedOn w:val="Cabeceraypieuser"/>
+    <w:pPr/>
+    <w:rPr/>
+  </w:style>
   <w:style w:type="paragraph" w:styleId="Contenidodelmarco">
     <w:name w:val="Contenido del marco"/>
     <w:basedOn w:val="Normal"/>
@@ -4662,27 +4752,8 @@
     <w:pPr/>
     <w:rPr/>
   </w:style>
-  <w:style w:type="paragraph" w:styleId="Cabeceraypie">
-    <w:name w:val="Cabecera y pie"/>
-    <w:basedOn w:val="Normal"/>
-    <w:qFormat/>
-    <w:pPr/>
-    <w:rPr/>
-  </w:style>
-  <w:style w:type="paragraph" w:styleId="Header">
-    <w:name w:val="header"/>
-    <w:basedOn w:val="Cabeceraypie"/>
-    <w:pPr/>
-    <w:rPr/>
-  </w:style>
-  <w:style w:type="paragraph" w:styleId="Footer">
-    <w:name w:val="footer"/>
-    <w:basedOn w:val="Cabeceraypie"/>
-    <w:pPr/>
-    <w:rPr/>
-  </w:style>
-  <w:style w:type="numbering" w:styleId="Ningunalista" w:default="1">
-    <w:name w:val="Ninguna lista"/>
+  <w:style w:type="numbering" w:styleId="Ningunalistauser" w:default="1">
+    <w:name w:val="Ninguna lista (user)"/>
     <w:qFormat/>
   </w:style>
   <w:style w:type="table" w:default="1" w:styleId="Table Normal">
